--- a/docs/investor-materials/v1.5/corporate-travel-concierge/CTDI-due-diligence-faq-corporate-travel-concierge.docx
+++ b/docs/investor-materials/v1.5/corporate-travel-concierge/CTDI-due-diligence-faq-corporate-travel-concierge.docx
@@ -37,7 +37,7 @@
           <w:i w:val="0"/>
           <w:sz w:val="22"/>
         </w:rPr>
-        <w:t>[operator LLC], LLC · Arlington, VA · August 2026 · info@example.com</w:t>
+        <w:t>CS Executive Services, LLC · Arlington, VA · August 2026 · info@example.com</w:t>
       </w:r>
     </w:p>
     <w:p>
@@ -447,7 +447,7 @@
           <w:i w:val="0"/>
           <w:sz w:val="22"/>
         </w:rPr>
-        <w:t>In plain terms for a travel management company or concierge firm: if you charge clients for your service and CTDI is used to watch those clients' trips — whether the client ever sees CTDI or not, and whether its cost is itemized or folded into your overall fee or retainer — that is fee-based client-service use and requires a commercial license from [operator LLC], LLC. Hosted resale, white-labeling, and absorbing CTDI into your own platform independently require a commercial license as well. The genuinely free production cases are personal self-hosting and purely-internal operational use that never touches a paid client engagement. Each version also converts automatically to GPL v3-or-later four years after first public distribution (current Change Date 2030-08-24). Disclosed: the use-grant language is a working draft under legal review, not yet counsel-confirmed — confirm current terms with [operator LLC], LLC before relying on it.</w:t>
+        <w:t>In plain terms for a travel management company or concierge firm: if you charge clients for your service and CTDI is used to watch those clients' trips — whether the client ever sees CTDI or not, and whether its cost is itemized or folded into your overall fee or retainer — that is fee-based client-service use and requires a commercial license from CS Executive Services, LLC. Hosted resale, white-labeling, and absorbing CTDI into your own platform independently require a commercial license as well. The genuinely free production cases are personal self-hosting and purely-internal operational use that never touches a paid client engagement. Each version also converts automatically to GPL v3-or-later four years after first public distribution (current Change Date 2030-08-24). Disclosed: the use-grant language is a working draft under legal review, not yet counsel-confirmed — confirm current terms with CS Executive Services, LLC before relying on it.</w:t>
       </w:r>
     </w:p>
     <w:p>
@@ -483,7 +483,7 @@
           <w:i w:val="0"/>
           <w:sz w:val="22"/>
         </w:rPr>
-        <w:t>CTDI was built and is operated by the operator (USMC veteran; owner, [operator LLC], LLC, Arlington, VA), who built it to run his own executive-chauffeur operation — the founder is the user. Bus factor is one: 635 commits, single author, June 7 through August 24, 2026; no CI pipeline. We state this as a real risk, and the funding ask explicitly includes a first engineering hire to retire it. The mitigating context is unusual engineering discipline for a solo build — rootless containers, tiered bearer-only auth, a full admin audit trail, a signed whole-tree integrity chain, and a self-hosted stack with measured-zero cloud dependency for core operations — and a compiled second-brain knowledge layer (6,742 indexed documents) that captures operational memory outside any one person's head.</w:t>
+        <w:t>CTDI was built and is operated by the operator (USMC veteran; owner, CS Executive Services, LLC, Arlington, VA), who built it to run his own executive-chauffeur operation — the founder is the user. Bus factor is one: 635 commits, single author, June 7 through August 24, 2026; no CI pipeline. We state this as a real risk, and the funding ask explicitly includes a first engineering hire to retire it. The mitigating context is unusual engineering discipline for a solo build — rootless containers, tiered bearer-only auth, a full admin audit trail, a signed whole-tree integrity chain, and a self-hosted stack with measured-zero cloud dependency for core operations — and a compiled second-brain knowledge layer (6,742 indexed documents) that captures operational memory outside any one person's head.</w:t>
       </w:r>
     </w:p>
     <w:p>
@@ -735,7 +735,7 @@
           <w:i w:val="0"/>
           <w:sz w:val="22"/>
         </w:rPr>
-        <w:t>the operator — Founder, [operator LLC], LLC · operator@example.com · info@example.com.</w:t>
+        <w:t>the operator — Founder, CS Executive Services, LLC · operator@example.com · info@example.com.</w:t>
       </w:r>
     </w:p>
     <w:sectPr>
